--- a/Rules_ZH.docx
+++ b/Rules_ZH.docx
@@ -613,13 +613,18 @@
       <w:r>
         <w:rPr>
           <w:rFonts w:ascii="微軟正黑體" w:eastAsia="微軟正黑體" w:hAnsi="微軟正黑體"/>
-          <w:noProof/>
         </w:rPr>
         <w:drawing>
-          <wp:inline distT="0" distB="0" distL="0" distR="0" wp14:anchorId="2C5564DD" wp14:editId="630B3D10">
-            <wp:extent cx="3496163" cy="5696745"/>
+          <wp:inline distT="0" distB="0" distL="0" distR="0" wp14:anchorId="45054EC2" wp14:editId="77AB355A">
+            <wp:extent cx="3571875" cy="5696585"/>
             <wp:effectExtent l="0" t="0" r="9525" b="0"/>
-            <wp:docPr id="490666577" name="圖片 1"/>
+            <wp:docPr id="1504938907" name="圖片 5">
+              <a:extLst xmlns:a="http://schemas.openxmlformats.org/drawingml/2006/main">
+                <a:ext uri="{FF2B5EF4-FFF2-40B4-BE49-F238E27FC236}">
+                  <a16:creationId xmlns:a16="http://schemas.microsoft.com/office/drawing/2014/main" id="{01E2CA99-97E2-3046-58E9-C7CA6A61274E}"/>
+                </a:ext>
+              </a:extLst>
+            </wp:docPr>
             <wp:cNvGraphicFramePr>
               <a:graphicFrameLocks xmlns:a="http://schemas.openxmlformats.org/drawingml/2006/main" noChangeAspect="1"/>
             </wp:cNvGraphicFramePr>
@@ -627,11 +632,20 @@
               <a:graphicData uri="http://schemas.openxmlformats.org/drawingml/2006/picture">
                 <pic:pic xmlns:pic="http://schemas.openxmlformats.org/drawingml/2006/picture">
                   <pic:nvPicPr>
-                    <pic:cNvPr id="490666577" name=""/>
-                    <pic:cNvPicPr/>
+                    <pic:cNvPr id="6" name="圖片 5">
+                      <a:extLst>
+                        <a:ext uri="{FF2B5EF4-FFF2-40B4-BE49-F238E27FC236}">
+                          <a16:creationId xmlns:a16="http://schemas.microsoft.com/office/drawing/2014/main" id="{01E2CA99-97E2-3046-58E9-C7CA6A61274E}"/>
+                        </a:ext>
+                      </a:extLst>
+                    </pic:cNvPr>
+                    <pic:cNvPicPr>
+                      <a:picLocks noChangeAspect="1"/>
+                    </pic:cNvPicPr>
                   </pic:nvPicPr>
                   <pic:blipFill>
                     <a:blip r:embed="rId5"/>
+                    <a:srcRect t="2117"/>
                     <a:stretch>
                       <a:fillRect/>
                     </a:stretch>
@@ -639,7 +653,7 @@
                   <pic:spPr>
                     <a:xfrm>
                       <a:off x="0" y="0"/>
-                      <a:ext cx="3496163" cy="5696745"/>
+                      <a:ext cx="3571875" cy="5696585"/>
                     </a:xfrm>
                     <a:prstGeom prst="rect">
                       <a:avLst/>
@@ -664,6 +678,7 @@
         <w:rPr>
           <w:rFonts w:ascii="微軟正黑體" w:eastAsia="微軟正黑體" w:hAnsi="微軟正黑體" w:hint="eastAsia"/>
         </w:rPr>
+        <w:lastRenderedPageBreak/>
         <w:t>不同的</w:t>
       </w:r>
       <w:r>
@@ -1025,13 +1040,18 @@
       <w:r>
         <w:rPr>
           <w:rFonts w:ascii="微軟正黑體" w:eastAsia="微軟正黑體" w:hAnsi="微軟正黑體"/>
-          <w:noProof/>
         </w:rPr>
         <w:drawing>
-          <wp:inline distT="0" distB="0" distL="0" distR="0" wp14:anchorId="10443CCC" wp14:editId="24DD06B9">
-            <wp:extent cx="1457528" cy="2124371"/>
-            <wp:effectExtent l="0" t="0" r="9525" b="9525"/>
-            <wp:docPr id="136838404" name="圖片 1"/>
+          <wp:inline distT="0" distB="0" distL="0" distR="0" wp14:anchorId="194CC1FB" wp14:editId="30BA7873">
+            <wp:extent cx="1376135" cy="2124076"/>
+            <wp:effectExtent l="0" t="0" r="0" b="0"/>
+            <wp:docPr id="9" name="圖片 8">
+              <a:extLst xmlns:a="http://schemas.openxmlformats.org/drawingml/2006/main">
+                <a:ext uri="{FF2B5EF4-FFF2-40B4-BE49-F238E27FC236}">
+                  <a16:creationId xmlns:a16="http://schemas.microsoft.com/office/drawing/2014/main" id="{79FE5E26-42CD-F0DF-C95D-ABE0CE22AB84}"/>
+                </a:ext>
+              </a:extLst>
+            </wp:docPr>
             <wp:cNvGraphicFramePr>
               <a:graphicFrameLocks xmlns:a="http://schemas.openxmlformats.org/drawingml/2006/main" noChangeAspect="1"/>
             </wp:cNvGraphicFramePr>
@@ -1039,11 +1059,20 @@
               <a:graphicData uri="http://schemas.openxmlformats.org/drawingml/2006/picture">
                 <pic:pic xmlns:pic="http://schemas.openxmlformats.org/drawingml/2006/picture">
                   <pic:nvPicPr>
-                    <pic:cNvPr id="136838404" name=""/>
-                    <pic:cNvPicPr/>
+                    <pic:cNvPr id="9" name="圖片 8">
+                      <a:extLst>
+                        <a:ext uri="{FF2B5EF4-FFF2-40B4-BE49-F238E27FC236}">
+                          <a16:creationId xmlns:a16="http://schemas.microsoft.com/office/drawing/2014/main" id="{79FE5E26-42CD-F0DF-C95D-ABE0CE22AB84}"/>
+                        </a:ext>
+                      </a:extLst>
+                    </pic:cNvPr>
+                    <pic:cNvPicPr>
+                      <a:picLocks noChangeAspect="1"/>
+                    </pic:cNvPicPr>
                   </pic:nvPicPr>
                   <pic:blipFill>
                     <a:blip r:embed="rId6"/>
+                    <a:srcRect l="-331" t="2954" b="2954"/>
                     <a:stretch>
                       <a:fillRect/>
                     </a:stretch>
@@ -1051,7 +1080,7 @@
                   <pic:spPr>
                     <a:xfrm>
                       <a:off x="0" y="0"/>
-                      <a:ext cx="1457528" cy="2124371"/>
+                      <a:ext cx="1376135" cy="2124076"/>
                     </a:xfrm>
                     <a:prstGeom prst="rect">
                       <a:avLst/>
@@ -1211,7 +1240,14 @@
         <w:rPr>
           <w:rFonts w:ascii="微軟正黑體" w:eastAsia="微軟正黑體" w:hAnsi="微軟正黑體" w:hint="eastAsia"/>
         </w:rPr>
-        <w:t>如果物品的體積總和超過玩家的容量上限，玩家必須決定要理及使用或是丟棄多餘的物品。</w:t>
+        <w:t>如果物品的體積總和超過玩家的容量上限，玩家必須決定要理及使用或是丟棄</w:t>
+      </w:r>
+      <w:r>
+        <w:rPr>
+          <w:rFonts w:ascii="微軟正黑體" w:eastAsia="微軟正黑體" w:hAnsi="微軟正黑體" w:hint="eastAsia"/>
+        </w:rPr>
+        <w:lastRenderedPageBreak/>
+        <w:t>多餘的物品。</w:t>
       </w:r>
     </w:p>
     <w:p>
@@ -1225,13 +1261,18 @@
       <w:r>
         <w:rPr>
           <w:rFonts w:ascii="微軟正黑體" w:eastAsia="微軟正黑體" w:hAnsi="微軟正黑體"/>
-          <w:noProof/>
         </w:rPr>
         <w:drawing>
-          <wp:inline distT="0" distB="0" distL="0" distR="0" wp14:anchorId="233E699A" wp14:editId="2C65EC93">
-            <wp:extent cx="3629532" cy="4267796"/>
-            <wp:effectExtent l="0" t="0" r="9525" b="0"/>
-            <wp:docPr id="370820463" name="圖片 1"/>
+          <wp:inline distT="0" distB="0" distL="0" distR="0" wp14:anchorId="04D234B9" wp14:editId="0F3D46B8">
+            <wp:extent cx="3524250" cy="4624387"/>
+            <wp:effectExtent l="0" t="0" r="0" b="5080"/>
+            <wp:docPr id="12" name="圖片 11">
+              <a:extLst xmlns:a="http://schemas.openxmlformats.org/drawingml/2006/main">
+                <a:ext uri="{FF2B5EF4-FFF2-40B4-BE49-F238E27FC236}">
+                  <a16:creationId xmlns:a16="http://schemas.microsoft.com/office/drawing/2014/main" id="{4BE094BB-7836-18C4-3612-4F1E67D32BC3}"/>
+                </a:ext>
+              </a:extLst>
+            </wp:docPr>
             <wp:cNvGraphicFramePr>
               <a:graphicFrameLocks xmlns:a="http://schemas.openxmlformats.org/drawingml/2006/main" noChangeAspect="1"/>
             </wp:cNvGraphicFramePr>
@@ -1239,11 +1280,20 @@
               <a:graphicData uri="http://schemas.openxmlformats.org/drawingml/2006/picture">
                 <pic:pic xmlns:pic="http://schemas.openxmlformats.org/drawingml/2006/picture">
                   <pic:nvPicPr>
-                    <pic:cNvPr id="370820463" name=""/>
-                    <pic:cNvPicPr/>
+                    <pic:cNvPr id="12" name="圖片 11">
+                      <a:extLst>
+                        <a:ext uri="{FF2B5EF4-FFF2-40B4-BE49-F238E27FC236}">
+                          <a16:creationId xmlns:a16="http://schemas.microsoft.com/office/drawing/2014/main" id="{4BE094BB-7836-18C4-3612-4F1E67D32BC3}"/>
+                        </a:ext>
+                      </a:extLst>
+                    </pic:cNvPr>
+                    <pic:cNvPicPr>
+                      <a:picLocks noChangeAspect="1"/>
+                    </pic:cNvPicPr>
                   </pic:nvPicPr>
                   <pic:blipFill>
                     <a:blip r:embed="rId7"/>
+                    <a:srcRect t="7170"/>
                     <a:stretch>
                       <a:fillRect/>
                     </a:stretch>
@@ -1251,7 +1301,7 @@
                   <pic:spPr>
                     <a:xfrm>
                       <a:off x="0" y="0"/>
-                      <a:ext cx="3629532" cy="4267796"/>
+                      <a:ext cx="3524250" cy="4624387"/>
                     </a:xfrm>
                     <a:prstGeom prst="rect">
                       <a:avLst/>
@@ -1411,13 +1461,18 @@
       <w:r>
         <w:rPr>
           <w:rFonts w:ascii="微軟正黑體" w:eastAsia="微軟正黑體" w:hAnsi="微軟正黑體"/>
-          <w:noProof/>
         </w:rPr>
         <w:drawing>
-          <wp:inline distT="0" distB="0" distL="0" distR="0" wp14:anchorId="15A9D023" wp14:editId="2EA29898">
-            <wp:extent cx="1419423" cy="2114845"/>
-            <wp:effectExtent l="0" t="0" r="9525" b="0"/>
-            <wp:docPr id="1421872356" name="圖片 1"/>
+          <wp:inline distT="0" distB="0" distL="0" distR="0" wp14:anchorId="4F336EB9" wp14:editId="032B7DBC">
+            <wp:extent cx="1371600" cy="2114550"/>
+            <wp:effectExtent l="0" t="0" r="0" b="0"/>
+            <wp:docPr id="15" name="圖片 14">
+              <a:extLst xmlns:a="http://schemas.openxmlformats.org/drawingml/2006/main">
+                <a:ext uri="{FF2B5EF4-FFF2-40B4-BE49-F238E27FC236}">
+                  <a16:creationId xmlns:a16="http://schemas.microsoft.com/office/drawing/2014/main" id="{177B1069-58A4-2462-091A-1EB24996D759}"/>
+                </a:ext>
+              </a:extLst>
+            </wp:docPr>
             <wp:cNvGraphicFramePr>
               <a:graphicFrameLocks xmlns:a="http://schemas.openxmlformats.org/drawingml/2006/main" noChangeAspect="1"/>
             </wp:cNvGraphicFramePr>
@@ -1425,11 +1480,20 @@
               <a:graphicData uri="http://schemas.openxmlformats.org/drawingml/2006/picture">
                 <pic:pic xmlns:pic="http://schemas.openxmlformats.org/drawingml/2006/picture">
                   <pic:nvPicPr>
-                    <pic:cNvPr id="1421872356" name=""/>
-                    <pic:cNvPicPr/>
+                    <pic:cNvPr id="15" name="圖片 14">
+                      <a:extLst>
+                        <a:ext uri="{FF2B5EF4-FFF2-40B4-BE49-F238E27FC236}">
+                          <a16:creationId xmlns:a16="http://schemas.microsoft.com/office/drawing/2014/main" id="{177B1069-58A4-2462-091A-1EB24996D759}"/>
+                        </a:ext>
+                      </a:extLst>
+                    </pic:cNvPr>
+                    <pic:cNvPicPr>
+                      <a:picLocks noChangeAspect="1"/>
+                    </pic:cNvPicPr>
                   </pic:nvPicPr>
                   <pic:blipFill>
                     <a:blip r:embed="rId8"/>
+                    <a:srcRect b="52462"/>
                     <a:stretch>
                       <a:fillRect/>
                     </a:stretch>
@@ -1437,7 +1501,7 @@
                   <pic:spPr>
                     <a:xfrm>
                       <a:off x="0" y="0"/>
-                      <a:ext cx="1419423" cy="2114845"/>
+                      <a:ext cx="1371600" cy="2114550"/>
                     </a:xfrm>
                     <a:prstGeom prst="rect">
                       <a:avLst/>
@@ -1487,13 +1551,18 @@
       <w:r>
         <w:rPr>
           <w:rFonts w:ascii="微軟正黑體" w:eastAsia="微軟正黑體" w:hAnsi="微軟正黑體"/>
-          <w:noProof/>
         </w:rPr>
         <w:drawing>
-          <wp:inline distT="0" distB="0" distL="0" distR="0" wp14:anchorId="242A1F67" wp14:editId="7F037E64">
-            <wp:extent cx="1914792" cy="1038370"/>
-            <wp:effectExtent l="0" t="0" r="9525" b="9525"/>
-            <wp:docPr id="4" name="圖片 4"/>
+          <wp:inline distT="0" distB="0" distL="0" distR="0" wp14:anchorId="39266DF5" wp14:editId="1255159E">
+            <wp:extent cx="1936689" cy="1038225"/>
+            <wp:effectExtent l="0" t="0" r="6985" b="0"/>
+            <wp:docPr id="21" name="圖片 20">
+              <a:extLst xmlns:a="http://schemas.openxmlformats.org/drawingml/2006/main">
+                <a:ext uri="{FF2B5EF4-FFF2-40B4-BE49-F238E27FC236}">
+                  <a16:creationId xmlns:a16="http://schemas.microsoft.com/office/drawing/2014/main" id="{AE294D10-80E4-4165-F62D-81562EAD6523}"/>
+                </a:ext>
+              </a:extLst>
+            </wp:docPr>
             <wp:cNvGraphicFramePr>
               <a:graphicFrameLocks xmlns:a="http://schemas.openxmlformats.org/drawingml/2006/main" noChangeAspect="1"/>
             </wp:cNvGraphicFramePr>
@@ -1501,8 +1570,16 @@
               <a:graphicData uri="http://schemas.openxmlformats.org/drawingml/2006/picture">
                 <pic:pic xmlns:pic="http://schemas.openxmlformats.org/drawingml/2006/picture">
                   <pic:nvPicPr>
-                    <pic:cNvPr id="1" name=""/>
-                    <pic:cNvPicPr/>
+                    <pic:cNvPr id="21" name="圖片 20">
+                      <a:extLst>
+                        <a:ext uri="{FF2B5EF4-FFF2-40B4-BE49-F238E27FC236}">
+                          <a16:creationId xmlns:a16="http://schemas.microsoft.com/office/drawing/2014/main" id="{AE294D10-80E4-4165-F62D-81562EAD6523}"/>
+                        </a:ext>
+                      </a:extLst>
+                    </pic:cNvPr>
+                    <pic:cNvPicPr>
+                      <a:picLocks noChangeAspect="1"/>
+                    </pic:cNvPicPr>
                   </pic:nvPicPr>
                   <pic:blipFill>
                     <a:blip r:embed="rId9"/>
@@ -1513,7 +1590,7 @@
                   <pic:spPr>
                     <a:xfrm>
                       <a:off x="0" y="0"/>
-                      <a:ext cx="1914792" cy="1038370"/>
+                      <a:ext cx="1936689" cy="1038225"/>
                     </a:xfrm>
                     <a:prstGeom prst="rect">
                       <a:avLst/>
@@ -1748,13 +1825,18 @@
       <w:r>
         <w:rPr>
           <w:rFonts w:ascii="微軟正黑體" w:eastAsia="微軟正黑體" w:hAnsi="微軟正黑體"/>
-          <w:noProof/>
         </w:rPr>
         <w:drawing>
-          <wp:inline distT="0" distB="0" distL="0" distR="0" wp14:anchorId="697A13EB" wp14:editId="0B5B0FE4">
-            <wp:extent cx="4629796" cy="3153215"/>
+          <wp:inline distT="0" distB="0" distL="0" distR="0" wp14:anchorId="7383CA36" wp14:editId="21F16059">
+            <wp:extent cx="4762500" cy="5057775"/>
             <wp:effectExtent l="0" t="0" r="0" b="9525"/>
-            <wp:docPr id="6" name="圖片 6"/>
+            <wp:docPr id="24" name="圖片 23">
+              <a:extLst xmlns:a="http://schemas.openxmlformats.org/drawingml/2006/main">
+                <a:ext uri="{FF2B5EF4-FFF2-40B4-BE49-F238E27FC236}">
+                  <a16:creationId xmlns:a16="http://schemas.microsoft.com/office/drawing/2014/main" id="{AEF833EF-8F3B-8DD8-7EBC-FE197228AA3A}"/>
+                </a:ext>
+              </a:extLst>
+            </wp:docPr>
             <wp:cNvGraphicFramePr>
               <a:graphicFrameLocks xmlns:a="http://schemas.openxmlformats.org/drawingml/2006/main" noChangeAspect="1"/>
             </wp:cNvGraphicFramePr>
@@ -1762,8 +1844,16 @@
               <a:graphicData uri="http://schemas.openxmlformats.org/drawingml/2006/picture">
                 <pic:pic xmlns:pic="http://schemas.openxmlformats.org/drawingml/2006/picture">
                   <pic:nvPicPr>
-                    <pic:cNvPr id="1" name=""/>
-                    <pic:cNvPicPr/>
+                    <pic:cNvPr id="24" name="圖片 23">
+                      <a:extLst>
+                        <a:ext uri="{FF2B5EF4-FFF2-40B4-BE49-F238E27FC236}">
+                          <a16:creationId xmlns:a16="http://schemas.microsoft.com/office/drawing/2014/main" id="{AEF833EF-8F3B-8DD8-7EBC-FE197228AA3A}"/>
+                        </a:ext>
+                      </a:extLst>
+                    </pic:cNvPr>
+                    <pic:cNvPicPr>
+                      <a:picLocks noChangeAspect="1"/>
+                    </pic:cNvPicPr>
                   </pic:nvPicPr>
                   <pic:blipFill>
                     <a:blip r:embed="rId10"/>
@@ -1774,7 +1864,7 @@
                   <pic:spPr>
                     <a:xfrm>
                       <a:off x="0" y="0"/>
-                      <a:ext cx="4629796" cy="3153215"/>
+                      <a:ext cx="4762500" cy="5057775"/>
                     </a:xfrm>
                     <a:prstGeom prst="rect">
                       <a:avLst/>
@@ -1847,13 +1937,18 @@
       <w:r>
         <w:rPr>
           <w:rFonts w:ascii="微軟正黑體" w:eastAsia="微軟正黑體" w:hAnsi="微軟正黑體"/>
-          <w:noProof/>
         </w:rPr>
         <w:drawing>
-          <wp:inline distT="0" distB="0" distL="0" distR="0" wp14:anchorId="1B01C4DE" wp14:editId="2DEA49B9">
-            <wp:extent cx="4486901" cy="4143953"/>
-            <wp:effectExtent l="0" t="0" r="9525" b="9525"/>
-            <wp:docPr id="7" name="圖片 7"/>
+          <wp:inline distT="0" distB="0" distL="0" distR="0" wp14:anchorId="6DE05445" wp14:editId="520DCD2E">
+            <wp:extent cx="4762500" cy="4619625"/>
+            <wp:effectExtent l="0" t="0" r="0" b="9525"/>
+            <wp:docPr id="27" name="圖片 26">
+              <a:extLst xmlns:a="http://schemas.openxmlformats.org/drawingml/2006/main">
+                <a:ext uri="{FF2B5EF4-FFF2-40B4-BE49-F238E27FC236}">
+                  <a16:creationId xmlns:a16="http://schemas.microsoft.com/office/drawing/2014/main" id="{4403AF33-1707-7C2B-D2CF-4CEA71665EFA}"/>
+                </a:ext>
+              </a:extLst>
+            </wp:docPr>
             <wp:cNvGraphicFramePr>
               <a:graphicFrameLocks xmlns:a="http://schemas.openxmlformats.org/drawingml/2006/main" noChangeAspect="1"/>
             </wp:cNvGraphicFramePr>
@@ -1861,8 +1956,16 @@
               <a:graphicData uri="http://schemas.openxmlformats.org/drawingml/2006/picture">
                 <pic:pic xmlns:pic="http://schemas.openxmlformats.org/drawingml/2006/picture">
                   <pic:nvPicPr>
-                    <pic:cNvPr id="1" name=""/>
-                    <pic:cNvPicPr/>
+                    <pic:cNvPr id="27" name="圖片 26">
+                      <a:extLst>
+                        <a:ext uri="{FF2B5EF4-FFF2-40B4-BE49-F238E27FC236}">
+                          <a16:creationId xmlns:a16="http://schemas.microsoft.com/office/drawing/2014/main" id="{4403AF33-1707-7C2B-D2CF-4CEA71665EFA}"/>
+                        </a:ext>
+                      </a:extLst>
+                    </pic:cNvPr>
+                    <pic:cNvPicPr>
+                      <a:picLocks noChangeAspect="1"/>
+                    </pic:cNvPicPr>
                   </pic:nvPicPr>
                   <pic:blipFill>
                     <a:blip r:embed="rId11"/>
@@ -1873,7 +1976,7 @@
                   <pic:spPr>
                     <a:xfrm>
                       <a:off x="0" y="0"/>
-                      <a:ext cx="4486901" cy="4143953"/>
+                      <a:ext cx="4762500" cy="4619625"/>
                     </a:xfrm>
                     <a:prstGeom prst="rect">
                       <a:avLst/>
@@ -1923,6 +2026,7 @@
           <w:b/>
           <w:bCs/>
         </w:rPr>
+        <w:lastRenderedPageBreak/>
         <w:t>玩家</w:t>
       </w:r>
       <w:r>
@@ -2185,13 +2289,12 @@
       <w:r>
         <w:rPr>
           <w:rFonts w:ascii="微軟正黑體" w:eastAsia="微軟正黑體" w:hAnsi="微軟正黑體"/>
-          <w:noProof/>
         </w:rPr>
         <w:drawing>
-          <wp:inline distT="0" distB="0" distL="0" distR="0" wp14:anchorId="67653D5F" wp14:editId="2C5D6B41">
-            <wp:extent cx="5274310" cy="4527550"/>
-            <wp:effectExtent l="0" t="0" r="2540" b="6350"/>
-            <wp:docPr id="8" name="圖片 8"/>
+          <wp:inline distT="0" distB="0" distL="0" distR="0" wp14:anchorId="3321AD04" wp14:editId="0380CD28">
+            <wp:extent cx="5274310" cy="4896485"/>
+            <wp:effectExtent l="0" t="0" r="2540" b="0"/>
+            <wp:docPr id="1282658049" name="圖片 1"/>
             <wp:cNvGraphicFramePr>
               <a:graphicFrameLocks xmlns:a="http://schemas.openxmlformats.org/drawingml/2006/main" noChangeAspect="1"/>
             </wp:cNvGraphicFramePr>
@@ -2199,7 +2302,7 @@
               <a:graphicData uri="http://schemas.openxmlformats.org/drawingml/2006/picture">
                 <pic:pic xmlns:pic="http://schemas.openxmlformats.org/drawingml/2006/picture">
                   <pic:nvPicPr>
-                    <pic:cNvPr id="1" name=""/>
+                    <pic:cNvPr id="1282658049" name=""/>
                     <pic:cNvPicPr/>
                   </pic:nvPicPr>
                   <pic:blipFill>
@@ -2211,7 +2314,7 @@
                   <pic:spPr>
                     <a:xfrm>
                       <a:off x="0" y="0"/>
-                      <a:ext cx="5274310" cy="4527550"/>
+                      <a:ext cx="5274310" cy="4896485"/>
                     </a:xfrm>
                     <a:prstGeom prst="rect">
                       <a:avLst/>
@@ -2248,13 +2351,18 @@
       <w:r>
         <w:rPr>
           <w:rFonts w:ascii="微軟正黑體" w:eastAsia="微軟正黑體" w:hAnsi="微軟正黑體"/>
-          <w:noProof/>
         </w:rPr>
         <w:drawing>
-          <wp:inline distT="0" distB="0" distL="0" distR="0" wp14:anchorId="54F2D0C5" wp14:editId="023FE9A4">
-            <wp:extent cx="1991003" cy="1028844"/>
-            <wp:effectExtent l="0" t="0" r="0" b="0"/>
-            <wp:docPr id="1144942228" name="圖片 1"/>
+          <wp:inline distT="0" distB="0" distL="0" distR="0" wp14:anchorId="7055277C" wp14:editId="0DD8A4D4">
+            <wp:extent cx="1847850" cy="1095375"/>
+            <wp:effectExtent l="0" t="0" r="0" b="9525"/>
+            <wp:docPr id="33" name="圖片 32">
+              <a:extLst xmlns:a="http://schemas.openxmlformats.org/drawingml/2006/main">
+                <a:ext uri="{FF2B5EF4-FFF2-40B4-BE49-F238E27FC236}">
+                  <a16:creationId xmlns:a16="http://schemas.microsoft.com/office/drawing/2014/main" id="{2F41CEB5-387C-A3C4-EB6E-E7CCAAA60C64}"/>
+                </a:ext>
+              </a:extLst>
+            </wp:docPr>
             <wp:cNvGraphicFramePr>
               <a:graphicFrameLocks xmlns:a="http://schemas.openxmlformats.org/drawingml/2006/main" noChangeAspect="1"/>
             </wp:cNvGraphicFramePr>
@@ -2262,8 +2370,16 @@
               <a:graphicData uri="http://schemas.openxmlformats.org/drawingml/2006/picture">
                 <pic:pic xmlns:pic="http://schemas.openxmlformats.org/drawingml/2006/picture">
                   <pic:nvPicPr>
-                    <pic:cNvPr id="1144942228" name=""/>
-                    <pic:cNvPicPr/>
+                    <pic:cNvPr id="33" name="圖片 32">
+                      <a:extLst>
+                        <a:ext uri="{FF2B5EF4-FFF2-40B4-BE49-F238E27FC236}">
+                          <a16:creationId xmlns:a16="http://schemas.microsoft.com/office/drawing/2014/main" id="{2F41CEB5-387C-A3C4-EB6E-E7CCAAA60C64}"/>
+                        </a:ext>
+                      </a:extLst>
+                    </pic:cNvPr>
+                    <pic:cNvPicPr>
+                      <a:picLocks noChangeAspect="1"/>
+                    </pic:cNvPicPr>
                   </pic:nvPicPr>
                   <pic:blipFill>
                     <a:blip r:embed="rId13"/>
@@ -2274,7 +2390,7 @@
                   <pic:spPr>
                     <a:xfrm>
                       <a:off x="0" y="0"/>
-                      <a:ext cx="1991003" cy="1028844"/>
+                      <a:ext cx="1847850" cy="1095375"/>
                     </a:xfrm>
                     <a:prstGeom prst="rect">
                       <a:avLst/>
@@ -4326,7 +4442,6 @@
   <w:style w:type="character" w:default="1" w:styleId="a0">
     <w:name w:val="Default Paragraph Font"/>
     <w:uiPriority w:val="1"/>
-    <w:semiHidden/>
     <w:unhideWhenUsed/>
   </w:style>
   <w:style w:type="table" w:default="1" w:styleId="a1">
